--- a/static/Curriculum_Miguel_Angel_Llacta_Flores-en.docx
+++ b/static/Curriculum_Miguel_Angel_Llacta_Flores-en.docx
@@ -49,7 +49,7 @@
             <w:r>
               <w:t xml:space="preserve">Lima, Perú - </w:t>
             </w:r>
-            <w:hyperlink w:history="1" r:id="rId6l2oh7ppgilokv7mm-gs1">
+            <w:hyperlink w:history="1" r:id="rId7_cxk3h_0c2i3j-fxts1e">
               <w:r>
                 <w:rPr>
                   <w:rStyle w:val="Hyperlink"/>

--- a/static/Curriculum_Miguel_Angel_Llacta_Flores-en.docx
+++ b/static/Curriculum_Miguel_Angel_Llacta_Flores-en.docx
@@ -49,7 +49,7 @@
             <w:r>
               <w:t xml:space="preserve">Lima, Perú - </w:t>
             </w:r>
-            <w:hyperlink w:history="1" r:id="rId7_cxk3h_0c2i3j-fxts1e">
+            <w:hyperlink w:history="1" r:id="rIdcz0ejptdtsmb2vhu_ekgs">
               <w:r>
                 <w:rPr>
                   <w:rStyle w:val="Hyperlink"/>

--- a/static/Curriculum_Miguel_Angel_Llacta_Flores-en.docx
+++ b/static/Curriculum_Miguel_Angel_Llacta_Flores-en.docx
@@ -49,7 +49,7 @@
             <w:r>
               <w:t xml:space="preserve">Lima, Perú - </w:t>
             </w:r>
-            <w:hyperlink w:history="1" r:id="rIdcz0ejptdtsmb2vhu_ekgs">
+            <w:hyperlink w:history="1" r:id="rIdtx-hb3tpdbtngrc54psgx">
               <w:r>
                 <w:rPr>
                   <w:rStyle w:val="Hyperlink"/>

--- a/static/Curriculum_Miguel_Angel_Llacta_Flores-en.docx
+++ b/static/Curriculum_Miguel_Angel_Llacta_Flores-en.docx
@@ -49,7 +49,7 @@
             <w:r>
               <w:t xml:space="preserve">Lima, Perú - </w:t>
             </w:r>
-            <w:hyperlink w:history="1" r:id="rIdtx-hb3tpdbtngrc54psgx">
+            <w:hyperlink w:history="1" r:id="rId4um8c5qb6qapxjcmm2gy5">
               <w:r>
                 <w:rPr>
                   <w:rStyle w:val="Hyperlink"/>

--- a/static/Curriculum_Miguel_Angel_Llacta_Flores-en.docx
+++ b/static/Curriculum_Miguel_Angel_Llacta_Flores-en.docx
@@ -49,7 +49,7 @@
             <w:r>
               <w:t xml:space="preserve">Lima, Perú - </w:t>
             </w:r>
-            <w:hyperlink w:history="1" r:id="rId4um8c5qb6qapxjcmm2gy5">
+            <w:hyperlink w:history="1" r:id="rId45lafvhi5aejvoayzskrk">
               <w:r>
                 <w:rPr>
                   <w:rStyle w:val="Hyperlink"/>

--- a/static/Curriculum_Miguel_Angel_Llacta_Flores-en.docx
+++ b/static/Curriculum_Miguel_Angel_Llacta_Flores-en.docx
@@ -49,7 +49,7 @@
             <w:r>
               <w:t xml:space="preserve">Lima, Perú - </w:t>
             </w:r>
-            <w:hyperlink w:history="1" r:id="rId45lafvhi5aejvoayzskrk">
+            <w:hyperlink w:history="1" r:id="rId_rh-socqjbdkje9ftdyma">
               <w:r>
                 <w:rPr>
                   <w:rStyle w:val="Hyperlink"/>
@@ -479,7 +479,7 @@
     </w:tbl>
     <w:p>
       <w:r>
-        <w:t xml:space="preserve">Tecnologías: JavaScript, Angular, Ionic, Sass, Git/Github, Jest Figma, Astro, Wordpress NodeJS, ReactJs, React Native, MongoDB, Java</w:t>
+        <w:t xml:space="preserve">Tecnologías: JavaScript, Angular, Ionic, Sass, Git/Github, Jest Figma, Astro, Wordpress, Laravel NodeJS, ReactJs, React Native, MongoDB, Java</w:t>
       </w:r>
     </w:p>
     <w:sectPr>

--- a/static/Curriculum_Miguel_Angel_Llacta_Flores-en.docx
+++ b/static/Curriculum_Miguel_Angel_Llacta_Flores-en.docx
@@ -49,7 +49,7 @@
             <w:r>
               <w:t xml:space="preserve">Lima, Perú - </w:t>
             </w:r>
-            <w:hyperlink w:history="1" r:id="rId_rh-socqjbdkje9ftdyma">
+            <w:hyperlink w:history="1" r:id="rIdmueu48uejluk276neny4q">
               <w:r>
                 <w:rPr>
                   <w:rStyle w:val="Hyperlink"/>
@@ -479,7 +479,7 @@
     </w:tbl>
     <w:p>
       <w:r>
-        <w:t xml:space="preserve">Tecnologías: JavaScript, Angular, Ionic, Sass, Git/Github, Jest Figma, Astro, Wordpress, Laravel NodeJS, ReactJs, React Native, MongoDB, Java</w:t>
+        <w:t xml:space="preserve">Tecnologías: JavaScript, Angular, Ionic, Tailwind/Sass, Git/Github, Jest Figma, Astro, Wordpress NodeJS, ReactJs, React Native, Laravel, Java</w:t>
       </w:r>
     </w:p>
     <w:sectPr>

--- a/static/Curriculum_Miguel_Angel_Llacta_Flores-en.docx
+++ b/static/Curriculum_Miguel_Angel_Llacta_Flores-en.docx
@@ -49,7 +49,7 @@
             <w:r>
               <w:t xml:space="preserve">Lima, Perú - </w:t>
             </w:r>
-            <w:hyperlink w:history="1" r:id="rIdmueu48uejluk276neny4q">
+            <w:hyperlink w:history="1" r:id="rIdisrs58x5bfjze2ufi27od">
               <w:r>
                 <w:rPr>
                   <w:rStyle w:val="Hyperlink"/>

--- a/static/Curriculum_Miguel_Angel_Llacta_Flores-en.docx
+++ b/static/Curriculum_Miguel_Angel_Llacta_Flores-en.docx
@@ -49,7 +49,7 @@
             <w:r>
               <w:t xml:space="preserve">Lima, Perú - </w:t>
             </w:r>
-            <w:hyperlink w:history="1" r:id="rIdv2w7ncy8ovauz9irpmxl4">
+            <w:hyperlink w:history="1" r:id="rIda5l3em3vtwcckbcuhtdb4">
               <w:r>
                 <w:rPr>
                   <w:rStyle w:val="Hyperlink"/>

--- a/static/Curriculum_Miguel_Angel_Llacta_Flores-en.docx
+++ b/static/Curriculum_Miguel_Angel_Llacta_Flores-en.docx
@@ -49,7 +49,7 @@
             <w:r>
               <w:t xml:space="preserve">Lima, Perú - </w:t>
             </w:r>
-            <w:hyperlink w:history="1" r:id="rIda5l3em3vtwcckbcuhtdb4">
+            <w:hyperlink w:history="1" r:id="rIdovwcrarnvyd_gcd_7atom">
               <w:r>
                 <w:rPr>
                   <w:rStyle w:val="Hyperlink"/>

--- a/static/Curriculum_Miguel_Angel_Llacta_Flores-en.docx
+++ b/static/Curriculum_Miguel_Angel_Llacta_Flores-en.docx
@@ -49,7 +49,7 @@
             <w:r>
               <w:t xml:space="preserve">Lima, Perú - </w:t>
             </w:r>
-            <w:hyperlink w:history="1" r:id="rIdovwcrarnvyd_gcd_7atom">
+            <w:hyperlink w:history="1" r:id="rId6jmcjdnzkkimshdddtwis">
               <w:r>
                 <w:rPr>
                   <w:rStyle w:val="Hyperlink"/>

--- a/static/Curriculum_Miguel_Angel_Llacta_Flores-en.docx
+++ b/static/Curriculum_Miguel_Angel_Llacta_Flores-en.docx
@@ -49,7 +49,7 @@
             <w:r>
               <w:t xml:space="preserve">Lima, Perú - </w:t>
             </w:r>
-            <w:hyperlink w:history="1" r:id="rId6jmcjdnzkkimshdddtwis">
+            <w:hyperlink w:history="1" r:id="rIdkbtxopdngjy9n9hojkzb3">
               <w:r>
                 <w:rPr>
                   <w:rStyle w:val="Hyperlink"/>

--- a/static/Curriculum_Miguel_Angel_Llacta_Flores-en.docx
+++ b/static/Curriculum_Miguel_Angel_Llacta_Flores-en.docx
@@ -49,7 +49,7 @@
             <w:r>
               <w:t xml:space="preserve">Lima, Perú - </w:t>
             </w:r>
-            <w:hyperlink w:history="1" r:id="rIdkbtxopdngjy9n9hojkzb3">
+            <w:hyperlink w:history="1" r:id="rId3igyz_nxh1ob5jeqztcec">
               <w:r>
                 <w:rPr>
                   <w:rStyle w:val="Hyperlink"/>

--- a/static/Curriculum_Miguel_Angel_Llacta_Flores-en.docx
+++ b/static/Curriculum_Miguel_Angel_Llacta_Flores-en.docx
@@ -49,7 +49,7 @@
             <w:r>
               <w:t xml:space="preserve">Lima, Perú - </w:t>
             </w:r>
-            <w:hyperlink w:history="1" r:id="rId3igyz_nxh1ob5jeqztcec">
+            <w:hyperlink w:history="1" r:id="rIdn731o0mezm3w41u6gfw3k">
               <w:r>
                 <w:rPr>
                   <w:rStyle w:val="Hyperlink"/>
@@ -252,6 +252,18 @@
         </w:numPr>
       </w:pPr>
       <w:r>
+        <w:t xml:space="preserve">Web application in Angular to design stripe patterns with drag &amp; drop, generate files for textile machine and save/export editable designs.</w:t>
+      </w:r>
+    </w:p>
+    <w:p>
+      <w:pPr>
+        <w:pStyle w:val="ListParagraph"/>
+        <w:numPr>
+          <w:ilvl w:val="0"/>
+          <w:numId w:val="1"/>
+        </w:numPr>
+      </w:pPr>
+      <w:r>
         <w:t xml:space="preserve">I built a dynamic WordPress website, implementing custom fields to meet the client's specific needs.</w:t>
       </w:r>
     </w:p>

--- a/static/Curriculum_Miguel_Angel_Llacta_Flores-en.docx
+++ b/static/Curriculum_Miguel_Angel_Llacta_Flores-en.docx
@@ -49,7 +49,7 @@
             <w:r>
               <w:t xml:space="preserve">Lima, Perú - </w:t>
             </w:r>
-            <w:hyperlink w:history="1" r:id="rIdn731o0mezm3w41u6gfw3k">
+            <w:hyperlink w:history="1" r:id="rIdqewy-rn1sypxuq5otr5sk">
               <w:r>
                 <w:rPr>
                   <w:rStyle w:val="Hyperlink"/>
@@ -86,7 +86,7 @@
         <w:jc w:val="both"/>
       </w:pPr>
       <w:r>
-        <w:t xml:space="preserve">With over 4 years of experience as a software developer, I have worked as a FrontEnd developer at Avanti Consulta, participating in the creation of a mobile application with Ionic that modernized the hiring of services between technicians and users. I led the development of another mobile app in Ionic to facilitate the care of pregnancy and newborns, and was responsible for implementing a dashboard system with angular for the virtual hiring of teachers.</w:t>
+        <w:t xml:space="preserve">👨‍💻 With over 4 years of experience in software development, working as a Frontend developer, I have worked throughout my career with various technologies, creating web and mobile solutions that combine scalability and a good user experience.</w:t>
       </w:r>
     </w:p>
     <w:tbl>

--- a/static/Curriculum_Miguel_Angel_Llacta_Flores-en.docx
+++ b/static/Curriculum_Miguel_Angel_Llacta_Flores-en.docx
@@ -49,7 +49,7 @@
             <w:r>
               <w:t xml:space="preserve">Lima, Perú - </w:t>
             </w:r>
-            <w:hyperlink w:history="1" r:id="rIdqewy-rn1sypxuq5otr5sk">
+            <w:hyperlink w:history="1" r:id="rIdauyynugfwk5kqvvex6ept">
               <w:r>
                 <w:rPr>
                   <w:rStyle w:val="Hyperlink"/>

--- a/static/Curriculum_Miguel_Angel_Llacta_Flores-en.docx
+++ b/static/Curriculum_Miguel_Angel_Llacta_Flores-en.docx
@@ -49,7 +49,7 @@
             <w:r>
               <w:t xml:space="preserve">Lima, Perú - </w:t>
             </w:r>
-            <w:hyperlink w:history="1" r:id="rIdauyynugfwk5kqvvex6ept">
+            <w:hyperlink w:history="1" r:id="rId29svozit1b9upeq3f0dba">
               <w:r>
                 <w:rPr>
                   <w:rStyle w:val="Hyperlink"/>

--- a/static/Curriculum_Miguel_Angel_Llacta_Flores-en.docx
+++ b/static/Curriculum_Miguel_Angel_Llacta_Flores-en.docx
@@ -49,7 +49,7 @@
             <w:r>
               <w:t xml:space="preserve">Lima, Perú - </w:t>
             </w:r>
-            <w:hyperlink w:history="1" r:id="rId29svozit1b9upeq3f0dba">
+            <w:hyperlink w:history="1" r:id="rIdg7715di8iyqjwvwe1veho">
               <w:r>
                 <w:rPr>
                   <w:rStyle w:val="Hyperlink"/>

--- a/static/Curriculum_Miguel_Angel_Llacta_Flores-en.docx
+++ b/static/Curriculum_Miguel_Angel_Llacta_Flores-en.docx
@@ -49,7 +49,7 @@
             <w:r>
               <w:t xml:space="preserve">Lima, Perú - </w:t>
             </w:r>
-            <w:hyperlink w:history="1" r:id="rIdg7715di8iyqjwvwe1veho">
+            <w:hyperlink w:history="1" r:id="rIdeasmfdsqczjypwwfq5a4a">
               <w:r>
                 <w:rPr>
                   <w:rStyle w:val="Hyperlink"/>

--- a/static/Curriculum_Miguel_Angel_Llacta_Flores-en.docx
+++ b/static/Curriculum_Miguel_Angel_Llacta_Flores-en.docx
@@ -49,7 +49,7 @@
             <w:r>
               <w:t xml:space="preserve">Lima, Perú - </w:t>
             </w:r>
-            <w:hyperlink w:history="1" r:id="rIdeasmfdsqczjypwwfq5a4a">
+            <w:hyperlink w:history="1" r:id="rId9ix4ftuaisr5btrb4oxkq">
               <w:r>
                 <w:rPr>
                   <w:rStyle w:val="Hyperlink"/>

--- a/static/Curriculum_Miguel_Angel_Llacta_Flores-en.docx
+++ b/static/Curriculum_Miguel_Angel_Llacta_Flores-en.docx
@@ -49,7 +49,7 @@
             <w:r>
               <w:t xml:space="preserve">Lima, Perú - </w:t>
             </w:r>
-            <w:hyperlink w:history="1" r:id="rId9ix4ftuaisr5btrb4oxkq">
+            <w:hyperlink w:history="1" r:id="rIdhth3jjhkem33sqc_5uj51">
               <w:r>
                 <w:rPr>
                   <w:rStyle w:val="Hyperlink"/>

--- a/static/Curriculum_Miguel_Angel_Llacta_Flores-en.docx
+++ b/static/Curriculum_Miguel_Angel_Llacta_Flores-en.docx
@@ -49,7 +49,7 @@
             <w:r>
               <w:t xml:space="preserve">Lima, Perú - </w:t>
             </w:r>
-            <w:hyperlink w:history="1" r:id="rIdhth3jjhkem33sqc_5uj51">
+            <w:hyperlink w:history="1" r:id="rIdg0piqsi99n8inmwdpb-f_">
               <w:r>
                 <w:rPr>
                   <w:rStyle w:val="Hyperlink"/>

--- a/static/Curriculum_Miguel_Angel_Llacta_Flores-en.docx
+++ b/static/Curriculum_Miguel_Angel_Llacta_Flores-en.docx
@@ -49,7 +49,7 @@
             <w:r>
               <w:t xml:space="preserve">Lima, Perú - </w:t>
             </w:r>
-            <w:hyperlink w:history="1" r:id="rIdg0piqsi99n8inmwdpb-f_">
+            <w:hyperlink w:history="1" r:id="rIdhe1yqnzisgkajjmtixvip">
               <w:r>
                 <w:rPr>
                   <w:rStyle w:val="Hyperlink"/>

--- a/static/Curriculum_Miguel_Angel_Llacta_Flores-en.docx
+++ b/static/Curriculum_Miguel_Angel_Llacta_Flores-en.docx
@@ -49,7 +49,7 @@
             <w:r>
               <w:t xml:space="preserve">Lima, Perú - </w:t>
             </w:r>
-            <w:hyperlink w:history="1" r:id="rIdhe1yqnzisgkajjmtixvip">
+            <w:hyperlink w:history="1" r:id="rId1zwh13jehu40oj-3mr9kv">
               <w:r>
                 <w:rPr>
                   <w:rStyle w:val="Hyperlink"/>

--- a/static/Curriculum_Miguel_Angel_Llacta_Flores-en.docx
+++ b/static/Curriculum_Miguel_Angel_Llacta_Flores-en.docx
@@ -49,7 +49,7 @@
             <w:r>
               <w:t xml:space="preserve">Lima, Perú - </w:t>
             </w:r>
-            <w:hyperlink w:history="1" r:id="rId1zwh13jehu40oj-3mr9kv">
+            <w:hyperlink w:history="1" r:id="rIdkya8e5wfwjiogalyiw4wp">
               <w:r>
                 <w:rPr>
                   <w:rStyle w:val="Hyperlink"/>
@@ -491,7 +491,7 @@
     </w:tbl>
     <w:p>
       <w:r>
-        <w:t xml:space="preserve">Tecnologías: JavaScript, Angular, Ionic, Tailwind/Sass, Git/Github, Jest Figma, Astro, Wordpress NodeJS, ReactJs, React Native, Laravel, Java</w:t>
+        <w:t xml:space="preserve">Tecnologías: JavaScript, Angular, Ionic, Tailwind/Sass, Git/Github, Jest Figma, Astro, Wordpress NodeJS, ReactJs, React Native, PostgreSQL, PHP/Laravel, Java/Spring</w:t>
       </w:r>
     </w:p>
     <w:sectPr>

--- a/static/Curriculum_Miguel_Angel_Llacta_Flores-en.docx
+++ b/static/Curriculum_Miguel_Angel_Llacta_Flores-en.docx
@@ -49,7 +49,7 @@
             <w:r>
               <w:t xml:space="preserve">Lima, Perú - </w:t>
             </w:r>
-            <w:hyperlink w:history="1" r:id="rIdkya8e5wfwjiogalyiw4wp">
+            <w:hyperlink w:history="1" r:id="rIdum6lvivgskalu3qpnuope">
               <w:r>
                 <w:rPr>
                   <w:rStyle w:val="Hyperlink"/>

--- a/static/Curriculum_Miguel_Angel_Llacta_Flores-en.docx
+++ b/static/Curriculum_Miguel_Angel_Llacta_Flores-en.docx
@@ -49,7 +49,7 @@
             <w:r>
               <w:t xml:space="preserve">Lima, Perú - </w:t>
             </w:r>
-            <w:hyperlink w:history="1" r:id="rIdum6lvivgskalu3qpnuope">
+            <w:hyperlink w:history="1" r:id="rId8xmpqszgxjnvqlxrbyjfw">
               <w:r>
                 <w:rPr>
                   <w:rStyle w:val="Hyperlink"/>

--- a/static/Curriculum_Miguel_Angel_Llacta_Flores-en.docx
+++ b/static/Curriculum_Miguel_Angel_Llacta_Flores-en.docx
@@ -49,7 +49,7 @@
             <w:r>
               <w:t xml:space="preserve">Lima, Perú - </w:t>
             </w:r>
-            <w:hyperlink w:history="1" r:id="rId8xmpqszgxjnvqlxrbyjfw">
+            <w:hyperlink w:history="1" r:id="rId6c4nz1b1q_l4ct5g3mo-r">
               <w:r>
                 <w:rPr>
                   <w:rStyle w:val="Hyperlink"/>

--- a/static/Curriculum_Miguel_Angel_Llacta_Flores-en.docx
+++ b/static/Curriculum_Miguel_Angel_Llacta_Flores-en.docx
@@ -49,7 +49,7 @@
             <w:r>
               <w:t xml:space="preserve">Lima, Perú - </w:t>
             </w:r>
-            <w:hyperlink w:history="1" r:id="rId6c4nz1b1q_l4ct5g3mo-r">
+            <w:hyperlink w:history="1" r:id="rIdmq_yhps51ukzofvf-bn6u">
               <w:r>
                 <w:rPr>
                   <w:rStyle w:val="Hyperlink"/>

--- a/static/Curriculum_Miguel_Angel_Llacta_Flores-en.docx
+++ b/static/Curriculum_Miguel_Angel_Llacta_Flores-en.docx
@@ -49,7 +49,7 @@
             <w:r>
               <w:t xml:space="preserve">Lima, Perú - </w:t>
             </w:r>
-            <w:hyperlink w:history="1" r:id="rIdmq_yhps51ukzofvf-bn6u">
+            <w:hyperlink w:history="1" r:id="rIdbemlvnzenrgnzlaqz7f_q">
               <w:r>
                 <w:rPr>
                   <w:rStyle w:val="Hyperlink"/>

--- a/static/Curriculum_Miguel_Angel_Llacta_Flores-en.docx
+++ b/static/Curriculum_Miguel_Angel_Llacta_Flores-en.docx
@@ -49,7 +49,7 @@
             <w:r>
               <w:t xml:space="preserve">Lima, Perú - </w:t>
             </w:r>
-            <w:hyperlink w:history="1" r:id="rIdbemlvnzenrgnzlaqz7f_q">
+            <w:hyperlink w:history="1" r:id="rIdimfoxjcs5dzt5utauumwo">
               <w:r>
                 <w:rPr>
                   <w:rStyle w:val="Hyperlink"/>

--- a/static/Curriculum_Miguel_Angel_Llacta_Flores-en.docx
+++ b/static/Curriculum_Miguel_Angel_Llacta_Flores-en.docx
@@ -49,7 +49,7 @@
             <w:r>
               <w:t xml:space="preserve">Lima, Perú - </w:t>
             </w:r>
-            <w:hyperlink w:history="1" r:id="rIdimfoxjcs5dzt5utauumwo">
+            <w:hyperlink w:history="1" r:id="rIdes8hkmng9pt7b8ab2yxf5">
               <w:r>
                 <w:rPr>
                   <w:rStyle w:val="Hyperlink"/>

--- a/static/Curriculum_Miguel_Angel_Llacta_Flores-en.docx
+++ b/static/Curriculum_Miguel_Angel_Llacta_Flores-en.docx
@@ -49,7 +49,7 @@
             <w:r>
               <w:t xml:space="preserve">Lima, Perú - </w:t>
             </w:r>
-            <w:hyperlink w:history="1" r:id="rIdes8hkmng9pt7b8ab2yxf5">
+            <w:hyperlink w:history="1" r:id="rIdmuhuzxo_ku2ydkhnpgo5_">
               <w:r>
                 <w:rPr>
                   <w:rStyle w:val="Hyperlink"/>

--- a/static/Curriculum_Miguel_Angel_Llacta_Flores-en.docx
+++ b/static/Curriculum_Miguel_Angel_Llacta_Flores-en.docx
@@ -49,7 +49,7 @@
             <w:r>
               <w:t xml:space="preserve">Lima, Perú - </w:t>
             </w:r>
-            <w:hyperlink w:history="1" r:id="rIdmuhuzxo_ku2ydkhnpgo5_">
+            <w:hyperlink w:history="1" r:id="rIdxdenfkwqt-4divdo5pgnx">
               <w:r>
                 <w:rPr>
                   <w:rStyle w:val="Hyperlink"/>

--- a/static/Curriculum_Miguel_Angel_Llacta_Flores-en.docx
+++ b/static/Curriculum_Miguel_Angel_Llacta_Flores-en.docx
@@ -49,7 +49,7 @@
             <w:r>
               <w:t xml:space="preserve">Lima, Perú - </w:t>
             </w:r>
-            <w:hyperlink w:history="1" r:id="rIdxdenfkwqt-4divdo5pgnx">
+            <w:hyperlink w:history="1" r:id="rIdjfgr0wp4jowru53d0eakz">
               <w:r>
                 <w:rPr>
                   <w:rStyle w:val="Hyperlink"/>
